--- a/docs/ISO11820-详细设计报告.docx
+++ b/docs/ISO11820-详细设计报告.docx
@@ -12,9 +12,6 @@
       <w:pPr>
         <w:spacing w:after="200"/>
         <w:jc w:val="center"/>
-        <w:rPr>
-          <w:rFonts w:hint="eastAsia"/>
-        </w:rPr>
       </w:pPr>
     </w:p>
     <w:p>
@@ -125,25 +122,25 @@
       <w:pPr>
         <w:spacing w:after="120"/>
         <w:jc w:val="center"/>
-        <w:rPr>
-          <w:rFonts w:hint="eastAsia"/>
-        </w:rPr>
       </w:pPr>
     </w:p>
     <w:p>
       <w:pPr>
         <w:spacing w:after="80"/>
         <w:jc w:val="center"/>
-      </w:pPr>
-      <w:r>
-        <w:rPr>
-          <w:rFonts w:eastAsia="Times New Roman"/>
+        <w:rPr>
+          <w:rFonts w:hint="eastAsia"/>
+        </w:rPr>
+      </w:pPr>
+      <w:r>
+        <w:rPr>
+          <w:rFonts w:ascii="宋体" w:eastAsia="宋体" w:hAnsi="宋体" w:cs="宋体" w:hint="eastAsia"/>
           <w:b/>
           <w:bCs/>
           <w:sz w:val="28"/>
           <w:szCs w:val="28"/>
         </w:rPr>
-        <w:t>第十八届全国大学生软件创新大赛</w:t>
+        <w:t>软件工程实训项目实习</w:t>
       </w:r>
     </w:p>
     <w:p>
@@ -1380,12 +1377,6 @@
         <w:gridCol w:w="2768"/>
       </w:tblGrid>
       <w:tr>
-        <w:tblPrEx>
-          <w:tblCellMar>
-            <w:top w:w="0" w:type="dxa"/>
-            <w:bottom w:w="0" w:type="dxa"/>
-          </w:tblCellMar>
-        </w:tblPrEx>
         <w:tc>
           <w:tcPr>
             <w:tcW w:w="1650" w:type="pct"/>
@@ -1472,12 +1463,6 @@
         </w:tc>
       </w:tr>
       <w:tr>
-        <w:tblPrEx>
-          <w:tblCellMar>
-            <w:top w:w="0" w:type="dxa"/>
-            <w:bottom w:w="0" w:type="dxa"/>
-          </w:tblCellMar>
-        </w:tblPrEx>
         <w:tc>
           <w:tcPr>
             <w:tcW w:w="1650" w:type="pct"/>
@@ -1561,12 +1546,6 @@
         </w:tc>
       </w:tr>
       <w:tr>
-        <w:tblPrEx>
-          <w:tblCellMar>
-            <w:top w:w="0" w:type="dxa"/>
-            <w:bottom w:w="0" w:type="dxa"/>
-          </w:tblCellMar>
-        </w:tblPrEx>
         <w:tc>
           <w:tcPr>
             <w:tcW w:w="1650" w:type="pct"/>
@@ -1642,12 +1621,6 @@
         </w:tc>
       </w:tr>
       <w:tr>
-        <w:tblPrEx>
-          <w:tblCellMar>
-            <w:top w:w="0" w:type="dxa"/>
-            <w:bottom w:w="0" w:type="dxa"/>
-          </w:tblCellMar>
-        </w:tblPrEx>
         <w:tc>
           <w:tcPr>
             <w:tcW w:w="1650" w:type="pct"/>
@@ -1722,12 +1695,6 @@
         </w:tc>
       </w:tr>
       <w:tr>
-        <w:tblPrEx>
-          <w:tblCellMar>
-            <w:top w:w="0" w:type="dxa"/>
-            <w:bottom w:w="0" w:type="dxa"/>
-          </w:tblCellMar>
-        </w:tblPrEx>
         <w:tc>
           <w:tcPr>
             <w:tcW w:w="1650" w:type="pct"/>
@@ -1802,12 +1769,6 @@
         </w:tc>
       </w:tr>
       <w:tr>
-        <w:tblPrEx>
-          <w:tblCellMar>
-            <w:top w:w="0" w:type="dxa"/>
-            <w:bottom w:w="0" w:type="dxa"/>
-          </w:tblCellMar>
-        </w:tblPrEx>
         <w:tc>
           <w:tcPr>
             <w:tcW w:w="1650" w:type="pct"/>
@@ -1882,12 +1843,6 @@
         </w:tc>
       </w:tr>
       <w:tr>
-        <w:tblPrEx>
-          <w:tblCellMar>
-            <w:top w:w="0" w:type="dxa"/>
-            <w:bottom w:w="0" w:type="dxa"/>
-          </w:tblCellMar>
-        </w:tblPrEx>
         <w:tc>
           <w:tcPr>
             <w:tcW w:w="1650" w:type="pct"/>
@@ -1962,12 +1917,6 @@
         </w:tc>
       </w:tr>
       <w:tr>
-        <w:tblPrEx>
-          <w:tblCellMar>
-            <w:top w:w="0" w:type="dxa"/>
-            <w:bottom w:w="0" w:type="dxa"/>
-          </w:tblCellMar>
-        </w:tblPrEx>
         <w:tc>
           <w:tcPr>
             <w:tcW w:w="1650" w:type="pct"/>
@@ -5400,12 +5349,6 @@
         <w:gridCol w:w="2768"/>
       </w:tblGrid>
       <w:tr>
-        <w:tblPrEx>
-          <w:tblCellMar>
-            <w:top w:w="0" w:type="dxa"/>
-            <w:bottom w:w="0" w:type="dxa"/>
-          </w:tblCellMar>
-        </w:tblPrEx>
         <w:tc>
           <w:tcPr>
             <w:tcW w:w="1650" w:type="pct"/>
@@ -5492,12 +5435,6 @@
         </w:tc>
       </w:tr>
       <w:tr>
-        <w:tblPrEx>
-          <w:tblCellMar>
-            <w:top w:w="0" w:type="dxa"/>
-            <w:bottom w:w="0" w:type="dxa"/>
-          </w:tblCellMar>
-        </w:tblPrEx>
         <w:tc>
           <w:tcPr>
             <w:tcW w:w="1650" w:type="pct"/>
@@ -5572,12 +5509,6 @@
         </w:tc>
       </w:tr>
       <w:tr>
-        <w:tblPrEx>
-          <w:tblCellMar>
-            <w:top w:w="0" w:type="dxa"/>
-            <w:bottom w:w="0" w:type="dxa"/>
-          </w:tblCellMar>
-        </w:tblPrEx>
         <w:tc>
           <w:tcPr>
             <w:tcW w:w="1650" w:type="pct"/>
@@ -5652,12 +5583,6 @@
         </w:tc>
       </w:tr>
       <w:tr>
-        <w:tblPrEx>
-          <w:tblCellMar>
-            <w:top w:w="0" w:type="dxa"/>
-            <w:bottom w:w="0" w:type="dxa"/>
-          </w:tblCellMar>
-        </w:tblPrEx>
         <w:tc>
           <w:tcPr>
             <w:tcW w:w="1650" w:type="pct"/>
@@ -5732,12 +5657,6 @@
         </w:tc>
       </w:tr>
       <w:tr>
-        <w:tblPrEx>
-          <w:tblCellMar>
-            <w:top w:w="0" w:type="dxa"/>
-            <w:bottom w:w="0" w:type="dxa"/>
-          </w:tblCellMar>
-        </w:tblPrEx>
         <w:tc>
           <w:tcPr>
             <w:tcW w:w="1650" w:type="pct"/>
@@ -5812,12 +5731,6 @@
         </w:tc>
       </w:tr>
       <w:tr>
-        <w:tblPrEx>
-          <w:tblCellMar>
-            <w:top w:w="0" w:type="dxa"/>
-            <w:bottom w:w="0" w:type="dxa"/>
-          </w:tblCellMar>
-        </w:tblPrEx>
         <w:tc>
           <w:tcPr>
             <w:tcW w:w="1650" w:type="pct"/>
@@ -6281,12 +6194,6 @@
         <w:gridCol w:w="2076"/>
       </w:tblGrid>
       <w:tr>
-        <w:tblPrEx>
-          <w:tblCellMar>
-            <w:top w:w="0" w:type="dxa"/>
-            <w:bottom w:w="0" w:type="dxa"/>
-          </w:tblCellMar>
-        </w:tblPrEx>
         <w:tc>
           <w:tcPr>
             <w:tcW w:w="1250" w:type="pct"/>
@@ -6401,12 +6308,6 @@
         </w:tc>
       </w:tr>
       <w:tr>
-        <w:tblPrEx>
-          <w:tblCellMar>
-            <w:top w:w="0" w:type="dxa"/>
-            <w:bottom w:w="0" w:type="dxa"/>
-          </w:tblCellMar>
-        </w:tblPrEx>
         <w:tc>
           <w:tcPr>
             <w:tcW w:w="1250" w:type="pct"/>
@@ -6505,12 +6406,6 @@
         </w:tc>
       </w:tr>
       <w:tr>
-        <w:tblPrEx>
-          <w:tblCellMar>
-            <w:top w:w="0" w:type="dxa"/>
-            <w:bottom w:w="0" w:type="dxa"/>
-          </w:tblCellMar>
-        </w:tblPrEx>
         <w:tc>
           <w:tcPr>
             <w:tcW w:w="1250" w:type="pct"/>
@@ -6609,12 +6504,6 @@
         </w:tc>
       </w:tr>
       <w:tr>
-        <w:tblPrEx>
-          <w:tblCellMar>
-            <w:top w:w="0" w:type="dxa"/>
-            <w:bottom w:w="0" w:type="dxa"/>
-          </w:tblCellMar>
-        </w:tblPrEx>
         <w:tc>
           <w:tcPr>
             <w:tcW w:w="1250" w:type="pct"/>
@@ -6713,12 +6602,6 @@
         </w:tc>
       </w:tr>
       <w:tr>
-        <w:tblPrEx>
-          <w:tblCellMar>
-            <w:top w:w="0" w:type="dxa"/>
-            <w:bottom w:w="0" w:type="dxa"/>
-          </w:tblCellMar>
-        </w:tblPrEx>
         <w:tc>
           <w:tcPr>
             <w:tcW w:w="1250" w:type="pct"/>
@@ -6817,12 +6700,6 @@
         </w:tc>
       </w:tr>
       <w:tr>
-        <w:tblPrEx>
-          <w:tblCellMar>
-            <w:top w:w="0" w:type="dxa"/>
-            <w:bottom w:w="0" w:type="dxa"/>
-          </w:tblCellMar>
-        </w:tblPrEx>
         <w:tc>
           <w:tcPr>
             <w:tcW w:w="1250" w:type="pct"/>
@@ -6921,12 +6798,6 @@
         </w:tc>
       </w:tr>
       <w:tr>
-        <w:tblPrEx>
-          <w:tblCellMar>
-            <w:top w:w="0" w:type="dxa"/>
-            <w:bottom w:w="0" w:type="dxa"/>
-          </w:tblCellMar>
-        </w:tblPrEx>
         <w:tc>
           <w:tcPr>
             <w:tcW w:w="1250" w:type="pct"/>
@@ -7025,12 +6896,6 @@
         </w:tc>
       </w:tr>
       <w:tr>
-        <w:tblPrEx>
-          <w:tblCellMar>
-            <w:top w:w="0" w:type="dxa"/>
-            <w:bottom w:w="0" w:type="dxa"/>
-          </w:tblCellMar>
-        </w:tblPrEx>
         <w:tc>
           <w:tcPr>
             <w:tcW w:w="1250" w:type="pct"/>
@@ -7139,12 +7004,6 @@
         </w:tc>
       </w:tr>
       <w:tr>
-        <w:tblPrEx>
-          <w:tblCellMar>
-            <w:top w:w="0" w:type="dxa"/>
-            <w:bottom w:w="0" w:type="dxa"/>
-          </w:tblCellMar>
-        </w:tblPrEx>
         <w:tc>
           <w:tcPr>
             <w:tcW w:w="1250" w:type="pct"/>
@@ -7407,12 +7266,6 @@
         <w:gridCol w:w="2768"/>
       </w:tblGrid>
       <w:tr>
-        <w:tblPrEx>
-          <w:tblCellMar>
-            <w:top w:w="0" w:type="dxa"/>
-            <w:bottom w:w="0" w:type="dxa"/>
-          </w:tblCellMar>
-        </w:tblPrEx>
         <w:tc>
           <w:tcPr>
             <w:tcW w:w="1650" w:type="pct"/>
@@ -7499,12 +7352,6 @@
         </w:tc>
       </w:tr>
       <w:tr>
-        <w:tblPrEx>
-          <w:tblCellMar>
-            <w:top w:w="0" w:type="dxa"/>
-            <w:bottom w:w="0" w:type="dxa"/>
-          </w:tblCellMar>
-        </w:tblPrEx>
         <w:tc>
           <w:tcPr>
             <w:tcW w:w="1650" w:type="pct"/>
@@ -7579,12 +7426,6 @@
         </w:tc>
       </w:tr>
       <w:tr>
-        <w:tblPrEx>
-          <w:tblCellMar>
-            <w:top w:w="0" w:type="dxa"/>
-            <w:bottom w:w="0" w:type="dxa"/>
-          </w:tblCellMar>
-        </w:tblPrEx>
         <w:trPr>
           <w:gridAfter w:val="2"/>
           <w:wAfter w:w="200" w:type="dxa"/>
@@ -7617,12 +7458,6 @@
         </w:tc>
       </w:tr>
       <w:tr>
-        <w:tblPrEx>
-          <w:tblCellMar>
-            <w:top w:w="0" w:type="dxa"/>
-            <w:bottom w:w="0" w:type="dxa"/>
-          </w:tblCellMar>
-        </w:tblPrEx>
         <w:tc>
           <w:tcPr>
             <w:tcW w:w="1650" w:type="pct"/>
@@ -7697,12 +7532,6 @@
         </w:tc>
       </w:tr>
       <w:tr>
-        <w:tblPrEx>
-          <w:tblCellMar>
-            <w:top w:w="0" w:type="dxa"/>
-            <w:bottom w:w="0" w:type="dxa"/>
-          </w:tblCellMar>
-        </w:tblPrEx>
         <w:tc>
           <w:tcPr>
             <w:tcW w:w="1650" w:type="pct"/>
@@ -7777,12 +7606,6 @@
         </w:tc>
       </w:tr>
       <w:tr>
-        <w:tblPrEx>
-          <w:tblCellMar>
-            <w:top w:w="0" w:type="dxa"/>
-            <w:bottom w:w="0" w:type="dxa"/>
-          </w:tblCellMar>
-        </w:tblPrEx>
         <w:tc>
           <w:tcPr>
             <w:tcW w:w="1650" w:type="pct"/>
@@ -7857,12 +7680,6 @@
         </w:tc>
       </w:tr>
       <w:tr>
-        <w:tblPrEx>
-          <w:tblCellMar>
-            <w:top w:w="0" w:type="dxa"/>
-            <w:bottom w:w="0" w:type="dxa"/>
-          </w:tblCellMar>
-        </w:tblPrEx>
         <w:tc>
           <w:tcPr>
             <w:tcW w:w="1650" w:type="pct"/>
@@ -7937,12 +7754,6 @@
         </w:tc>
       </w:tr>
       <w:tr>
-        <w:tblPrEx>
-          <w:tblCellMar>
-            <w:top w:w="0" w:type="dxa"/>
-            <w:bottom w:w="0" w:type="dxa"/>
-          </w:tblCellMar>
-        </w:tblPrEx>
         <w:tc>
           <w:tcPr>
             <w:tcW w:w="1650" w:type="pct"/>
@@ -8017,12 +7828,6 @@
         </w:tc>
       </w:tr>
       <w:tr>
-        <w:tblPrEx>
-          <w:tblCellMar>
-            <w:top w:w="0" w:type="dxa"/>
-            <w:bottom w:w="0" w:type="dxa"/>
-          </w:tblCellMar>
-        </w:tblPrEx>
         <w:tc>
           <w:tcPr>
             <w:tcW w:w="1650" w:type="pct"/>
@@ -8097,12 +7902,6 @@
         </w:tc>
       </w:tr>
       <w:tr>
-        <w:tblPrEx>
-          <w:tblCellMar>
-            <w:top w:w="0" w:type="dxa"/>
-            <w:bottom w:w="0" w:type="dxa"/>
-          </w:tblCellMar>
-        </w:tblPrEx>
         <w:tc>
           <w:tcPr>
             <w:tcW w:w="1650" w:type="pct"/>
@@ -8177,12 +7976,6 @@
         </w:tc>
       </w:tr>
       <w:tr>
-        <w:tblPrEx>
-          <w:tblCellMar>
-            <w:top w:w="0" w:type="dxa"/>
-            <w:bottom w:w="0" w:type="dxa"/>
-          </w:tblCellMar>
-        </w:tblPrEx>
         <w:trPr>
           <w:gridAfter w:val="2"/>
           <w:wAfter w:w="200" w:type="dxa"/>
@@ -8215,12 +8008,6 @@
         </w:tc>
       </w:tr>
       <w:tr>
-        <w:tblPrEx>
-          <w:tblCellMar>
-            <w:top w:w="0" w:type="dxa"/>
-            <w:bottom w:w="0" w:type="dxa"/>
-          </w:tblCellMar>
-        </w:tblPrEx>
         <w:tc>
           <w:tcPr>
             <w:tcW w:w="1650" w:type="pct"/>
@@ -8295,12 +8082,6 @@
         </w:tc>
       </w:tr>
       <w:tr>
-        <w:tblPrEx>
-          <w:tblCellMar>
-            <w:top w:w="0" w:type="dxa"/>
-            <w:bottom w:w="0" w:type="dxa"/>
-          </w:tblCellMar>
-        </w:tblPrEx>
         <w:tc>
           <w:tcPr>
             <w:tcW w:w="1650" w:type="pct"/>
@@ -8375,12 +8156,6 @@
         </w:tc>
       </w:tr>
       <w:tr>
-        <w:tblPrEx>
-          <w:tblCellMar>
-            <w:top w:w="0" w:type="dxa"/>
-            <w:bottom w:w="0" w:type="dxa"/>
-          </w:tblCellMar>
-        </w:tblPrEx>
         <w:tc>
           <w:tcPr>
             <w:tcW w:w="1650" w:type="pct"/>
@@ -8455,12 +8230,6 @@
         </w:tc>
       </w:tr>
       <w:tr>
-        <w:tblPrEx>
-          <w:tblCellMar>
-            <w:top w:w="0" w:type="dxa"/>
-            <w:bottom w:w="0" w:type="dxa"/>
-          </w:tblCellMar>
-        </w:tblPrEx>
         <w:tc>
           <w:tcPr>
             <w:tcW w:w="1650" w:type="pct"/>
@@ -8535,12 +8304,6 @@
         </w:tc>
       </w:tr>
       <w:tr>
-        <w:tblPrEx>
-          <w:tblCellMar>
-            <w:top w:w="0" w:type="dxa"/>
-            <w:bottom w:w="0" w:type="dxa"/>
-          </w:tblCellMar>
-        </w:tblPrEx>
         <w:tc>
           <w:tcPr>
             <w:tcW w:w="1650" w:type="pct"/>
@@ -8615,12 +8378,6 @@
         </w:tc>
       </w:tr>
       <w:tr>
-        <w:tblPrEx>
-          <w:tblCellMar>
-            <w:top w:w="0" w:type="dxa"/>
-            <w:bottom w:w="0" w:type="dxa"/>
-          </w:tblCellMar>
-        </w:tblPrEx>
         <w:tc>
           <w:tcPr>
             <w:tcW w:w="1650" w:type="pct"/>
@@ -8695,12 +8452,6 @@
         </w:tc>
       </w:tr>
       <w:tr>
-        <w:tblPrEx>
-          <w:tblCellMar>
-            <w:top w:w="0" w:type="dxa"/>
-            <w:bottom w:w="0" w:type="dxa"/>
-          </w:tblCellMar>
-        </w:tblPrEx>
         <w:trPr>
           <w:gridAfter w:val="2"/>
           <w:wAfter w:w="200" w:type="dxa"/>
@@ -8733,12 +8484,6 @@
         </w:tc>
       </w:tr>
       <w:tr>
-        <w:tblPrEx>
-          <w:tblCellMar>
-            <w:top w:w="0" w:type="dxa"/>
-            <w:bottom w:w="0" w:type="dxa"/>
-          </w:tblCellMar>
-        </w:tblPrEx>
         <w:tc>
           <w:tcPr>
             <w:tcW w:w="1650" w:type="pct"/>
@@ -8813,12 +8558,6 @@
         </w:tc>
       </w:tr>
       <w:tr>
-        <w:tblPrEx>
-          <w:tblCellMar>
-            <w:top w:w="0" w:type="dxa"/>
-            <w:bottom w:w="0" w:type="dxa"/>
-          </w:tblCellMar>
-        </w:tblPrEx>
         <w:tc>
           <w:tcPr>
             <w:tcW w:w="1650" w:type="pct"/>
@@ -8893,12 +8632,6 @@
         </w:tc>
       </w:tr>
       <w:tr>
-        <w:tblPrEx>
-          <w:tblCellMar>
-            <w:top w:w="0" w:type="dxa"/>
-            <w:bottom w:w="0" w:type="dxa"/>
-          </w:tblCellMar>
-        </w:tblPrEx>
         <w:tc>
           <w:tcPr>
             <w:tcW w:w="1650" w:type="pct"/>
@@ -9362,12 +9095,6 @@
         <w:gridCol w:w="2768"/>
       </w:tblGrid>
       <w:tr>
-        <w:tblPrEx>
-          <w:tblCellMar>
-            <w:top w:w="0" w:type="dxa"/>
-            <w:bottom w:w="0" w:type="dxa"/>
-          </w:tblCellMar>
-        </w:tblPrEx>
         <w:tc>
           <w:tcPr>
             <w:tcW w:w="1650" w:type="pct"/>
@@ -9454,12 +9181,6 @@
         </w:tc>
       </w:tr>
       <w:tr>
-        <w:tblPrEx>
-          <w:tblCellMar>
-            <w:top w:w="0" w:type="dxa"/>
-            <w:bottom w:w="0" w:type="dxa"/>
-          </w:tblCellMar>
-        </w:tblPrEx>
         <w:tc>
           <w:tcPr>
             <w:tcW w:w="1650" w:type="pct"/>
@@ -9534,12 +9255,6 @@
         </w:tc>
       </w:tr>
       <w:tr>
-        <w:tblPrEx>
-          <w:tblCellMar>
-            <w:top w:w="0" w:type="dxa"/>
-            <w:bottom w:w="0" w:type="dxa"/>
-          </w:tblCellMar>
-        </w:tblPrEx>
         <w:tc>
           <w:tcPr>
             <w:tcW w:w="1650" w:type="pct"/>
@@ -9614,12 +9329,6 @@
         </w:tc>
       </w:tr>
       <w:tr>
-        <w:tblPrEx>
-          <w:tblCellMar>
-            <w:top w:w="0" w:type="dxa"/>
-            <w:bottom w:w="0" w:type="dxa"/>
-          </w:tblCellMar>
-        </w:tblPrEx>
         <w:tc>
           <w:tcPr>
             <w:tcW w:w="1650" w:type="pct"/>
@@ -9694,12 +9403,6 @@
         </w:tc>
       </w:tr>
       <w:tr>
-        <w:tblPrEx>
-          <w:tblCellMar>
-            <w:top w:w="0" w:type="dxa"/>
-            <w:bottom w:w="0" w:type="dxa"/>
-          </w:tblCellMar>
-        </w:tblPrEx>
         <w:tc>
           <w:tcPr>
             <w:tcW w:w="1650" w:type="pct"/>
@@ -9774,12 +9477,6 @@
         </w:tc>
       </w:tr>
       <w:tr>
-        <w:tblPrEx>
-          <w:tblCellMar>
-            <w:top w:w="0" w:type="dxa"/>
-            <w:bottom w:w="0" w:type="dxa"/>
-          </w:tblCellMar>
-        </w:tblPrEx>
         <w:tc>
           <w:tcPr>
             <w:tcW w:w="1650" w:type="pct"/>
@@ -9854,12 +9551,6 @@
         </w:tc>
       </w:tr>
       <w:tr>
-        <w:tblPrEx>
-          <w:tblCellMar>
-            <w:top w:w="0" w:type="dxa"/>
-            <w:bottom w:w="0" w:type="dxa"/>
-          </w:tblCellMar>
-        </w:tblPrEx>
         <w:tc>
           <w:tcPr>
             <w:tcW w:w="1650" w:type="pct"/>
@@ -9934,12 +9625,6 @@
         </w:tc>
       </w:tr>
       <w:tr>
-        <w:tblPrEx>
-          <w:tblCellMar>
-            <w:top w:w="0" w:type="dxa"/>
-            <w:bottom w:w="0" w:type="dxa"/>
-          </w:tblCellMar>
-        </w:tblPrEx>
         <w:tc>
           <w:tcPr>
             <w:tcW w:w="1650" w:type="pct"/>
@@ -10014,12 +9699,6 @@
         </w:tc>
       </w:tr>
       <w:tr>
-        <w:tblPrEx>
-          <w:tblCellMar>
-            <w:top w:w="0" w:type="dxa"/>
-            <w:bottom w:w="0" w:type="dxa"/>
-          </w:tblCellMar>
-        </w:tblPrEx>
         <w:tc>
           <w:tcPr>
             <w:tcW w:w="1650" w:type="pct"/>
@@ -10094,12 +9773,6 @@
         </w:tc>
       </w:tr>
       <w:tr>
-        <w:tblPrEx>
-          <w:tblCellMar>
-            <w:top w:w="0" w:type="dxa"/>
-            <w:bottom w:w="0" w:type="dxa"/>
-          </w:tblCellMar>
-        </w:tblPrEx>
         <w:tc>
           <w:tcPr>
             <w:tcW w:w="1650" w:type="pct"/>
@@ -10353,12 +10026,6 @@
         <w:gridCol w:w="2768"/>
       </w:tblGrid>
       <w:tr>
-        <w:tblPrEx>
-          <w:tblCellMar>
-            <w:top w:w="0" w:type="dxa"/>
-            <w:bottom w:w="0" w:type="dxa"/>
-          </w:tblCellMar>
-        </w:tblPrEx>
         <w:tc>
           <w:tcPr>
             <w:tcW w:w="1650" w:type="pct"/>
@@ -10445,12 +10112,6 @@
         </w:tc>
       </w:tr>
       <w:tr>
-        <w:tblPrEx>
-          <w:tblCellMar>
-            <w:top w:w="0" w:type="dxa"/>
-            <w:bottom w:w="0" w:type="dxa"/>
-          </w:tblCellMar>
-        </w:tblPrEx>
         <w:tc>
           <w:tcPr>
             <w:tcW w:w="1650" w:type="pct"/>
@@ -10525,12 +10186,6 @@
         </w:tc>
       </w:tr>
       <w:tr>
-        <w:tblPrEx>
-          <w:tblCellMar>
-            <w:top w:w="0" w:type="dxa"/>
-            <w:bottom w:w="0" w:type="dxa"/>
-          </w:tblCellMar>
-        </w:tblPrEx>
         <w:tc>
           <w:tcPr>
             <w:tcW w:w="1650" w:type="pct"/>
@@ -10605,12 +10260,6 @@
         </w:tc>
       </w:tr>
       <w:tr>
-        <w:tblPrEx>
-          <w:tblCellMar>
-            <w:top w:w="0" w:type="dxa"/>
-            <w:bottom w:w="0" w:type="dxa"/>
-          </w:tblCellMar>
-        </w:tblPrEx>
         <w:tc>
           <w:tcPr>
             <w:tcW w:w="1650" w:type="pct"/>
@@ -10685,12 +10334,6 @@
         </w:tc>
       </w:tr>
       <w:tr>
-        <w:tblPrEx>
-          <w:tblCellMar>
-            <w:top w:w="0" w:type="dxa"/>
-            <w:bottom w:w="0" w:type="dxa"/>
-          </w:tblCellMar>
-        </w:tblPrEx>
         <w:tc>
           <w:tcPr>
             <w:tcW w:w="1650" w:type="pct"/>
@@ -10765,12 +10408,6 @@
         </w:tc>
       </w:tr>
       <w:tr>
-        <w:tblPrEx>
-          <w:tblCellMar>
-            <w:top w:w="0" w:type="dxa"/>
-            <w:bottom w:w="0" w:type="dxa"/>
-          </w:tblCellMar>
-        </w:tblPrEx>
         <w:tc>
           <w:tcPr>
             <w:tcW w:w="1650" w:type="pct"/>
@@ -10845,12 +10482,6 @@
         </w:tc>
       </w:tr>
       <w:tr>
-        <w:tblPrEx>
-          <w:tblCellMar>
-            <w:top w:w="0" w:type="dxa"/>
-            <w:bottom w:w="0" w:type="dxa"/>
-          </w:tblCellMar>
-        </w:tblPrEx>
         <w:trPr>
           <w:gridAfter w:val="1"/>
           <w:wAfter w:w="100" w:type="dxa"/>
@@ -11347,12 +10978,6 @@
         <w:gridCol w:w="1384"/>
       </w:tblGrid>
       <w:tr>
-        <w:tblPrEx>
-          <w:tblCellMar>
-            <w:top w:w="0" w:type="dxa"/>
-            <w:bottom w:w="0" w:type="dxa"/>
-          </w:tblCellMar>
-        </w:tblPrEx>
         <w:tc>
           <w:tcPr>
             <w:tcW w:w="800" w:type="pct"/>
@@ -11523,12 +11148,6 @@
         </w:tc>
       </w:tr>
       <w:tr>
-        <w:tblPrEx>
-          <w:tblCellMar>
-            <w:top w:w="0" w:type="dxa"/>
-            <w:bottom w:w="0" w:type="dxa"/>
-          </w:tblCellMar>
-        </w:tblPrEx>
         <w:tc>
           <w:tcPr>
             <w:tcW w:w="800" w:type="pct"/>
@@ -11677,12 +11296,6 @@
         </w:tc>
       </w:tr>
       <w:tr>
-        <w:tblPrEx>
-          <w:tblCellMar>
-            <w:top w:w="0" w:type="dxa"/>
-            <w:bottom w:w="0" w:type="dxa"/>
-          </w:tblCellMar>
-        </w:tblPrEx>
         <w:tc>
           <w:tcPr>
             <w:tcW w:w="800" w:type="pct"/>
@@ -11831,12 +11444,6 @@
         </w:tc>
       </w:tr>
       <w:tr>
-        <w:tblPrEx>
-          <w:tblCellMar>
-            <w:top w:w="0" w:type="dxa"/>
-            <w:bottom w:w="0" w:type="dxa"/>
-          </w:tblCellMar>
-        </w:tblPrEx>
         <w:tc>
           <w:tcPr>
             <w:tcW w:w="800" w:type="pct"/>
@@ -11985,12 +11592,6 @@
         </w:tc>
       </w:tr>
       <w:tr>
-        <w:tblPrEx>
-          <w:tblCellMar>
-            <w:top w:w="0" w:type="dxa"/>
-            <w:bottom w:w="0" w:type="dxa"/>
-          </w:tblCellMar>
-        </w:tblPrEx>
         <w:tc>
           <w:tcPr>
             <w:tcW w:w="800" w:type="pct"/>
@@ -12139,12 +11740,6 @@
         </w:tc>
       </w:tr>
       <w:tr>
-        <w:tblPrEx>
-          <w:tblCellMar>
-            <w:top w:w="0" w:type="dxa"/>
-            <w:bottom w:w="0" w:type="dxa"/>
-          </w:tblCellMar>
-        </w:tblPrEx>
         <w:tc>
           <w:tcPr>
             <w:tcW w:w="800" w:type="pct"/>
@@ -12293,12 +11888,6 @@
         </w:tc>
       </w:tr>
       <w:tr>
-        <w:tblPrEx>
-          <w:tblCellMar>
-            <w:top w:w="0" w:type="dxa"/>
-            <w:bottom w:w="0" w:type="dxa"/>
-          </w:tblCellMar>
-        </w:tblPrEx>
         <w:tc>
           <w:tcPr>
             <w:tcW w:w="800" w:type="pct"/>
@@ -12844,12 +12433,6 @@
         <w:gridCol w:w="1661"/>
       </w:tblGrid>
       <w:tr>
-        <w:tblPrEx>
-          <w:tblCellMar>
-            <w:top w:w="0" w:type="dxa"/>
-            <w:bottom w:w="0" w:type="dxa"/>
-          </w:tblCellMar>
-        </w:tblPrEx>
         <w:tc>
           <w:tcPr>
             <w:tcW w:w="1000" w:type="pct"/>
@@ -12992,12 +12575,6 @@
         </w:tc>
       </w:tr>
       <w:tr>
-        <w:tblPrEx>
-          <w:tblCellMar>
-            <w:top w:w="0" w:type="dxa"/>
-            <w:bottom w:w="0" w:type="dxa"/>
-          </w:tblCellMar>
-        </w:tblPrEx>
         <w:tc>
           <w:tcPr>
             <w:tcW w:w="1000" w:type="pct"/>
@@ -13120,12 +12697,6 @@
         </w:tc>
       </w:tr>
       <w:tr>
-        <w:tblPrEx>
-          <w:tblCellMar>
-            <w:top w:w="0" w:type="dxa"/>
-            <w:bottom w:w="0" w:type="dxa"/>
-          </w:tblCellMar>
-        </w:tblPrEx>
         <w:tc>
           <w:tcPr>
             <w:tcW w:w="1000" w:type="pct"/>
@@ -13248,12 +12819,6 @@
         </w:tc>
       </w:tr>
       <w:tr>
-        <w:tblPrEx>
-          <w:tblCellMar>
-            <w:top w:w="0" w:type="dxa"/>
-            <w:bottom w:w="0" w:type="dxa"/>
-          </w:tblCellMar>
-        </w:tblPrEx>
         <w:tc>
           <w:tcPr>
             <w:tcW w:w="1000" w:type="pct"/>
@@ -13376,12 +12941,6 @@
         </w:tc>
       </w:tr>
       <w:tr>
-        <w:tblPrEx>
-          <w:tblCellMar>
-            <w:top w:w="0" w:type="dxa"/>
-            <w:bottom w:w="0" w:type="dxa"/>
-          </w:tblCellMar>
-        </w:tblPrEx>
         <w:tc>
           <w:tcPr>
             <w:tcW w:w="1000" w:type="pct"/>
@@ -13504,12 +13063,6 @@
         </w:tc>
       </w:tr>
       <w:tr>
-        <w:tblPrEx>
-          <w:tblCellMar>
-            <w:top w:w="0" w:type="dxa"/>
-            <w:bottom w:w="0" w:type="dxa"/>
-          </w:tblCellMar>
-        </w:tblPrEx>
         <w:tc>
           <w:tcPr>
             <w:tcW w:w="1000" w:type="pct"/>
@@ -13632,12 +13185,6 @@
         </w:tc>
       </w:tr>
       <w:tr>
-        <w:tblPrEx>
-          <w:tblCellMar>
-            <w:top w:w="0" w:type="dxa"/>
-            <w:bottom w:w="0" w:type="dxa"/>
-          </w:tblCellMar>
-        </w:tblPrEx>
         <w:tc>
           <w:tcPr>
             <w:tcW w:w="1000" w:type="pct"/>
@@ -13852,12 +13399,6 @@
         <w:gridCol w:w="4152"/>
       </w:tblGrid>
       <w:tr>
-        <w:tblPrEx>
-          <w:tblCellMar>
-            <w:top w:w="0" w:type="dxa"/>
-            <w:bottom w:w="0" w:type="dxa"/>
-          </w:tblCellMar>
-        </w:tblPrEx>
         <w:tc>
           <w:tcPr>
             <w:tcW w:w="2500" w:type="pct"/>
@@ -13916,12 +13457,6 @@
         </w:tc>
       </w:tr>
       <w:tr>
-        <w:tblPrEx>
-          <w:tblCellMar>
-            <w:top w:w="0" w:type="dxa"/>
-            <w:bottom w:w="0" w:type="dxa"/>
-          </w:tblCellMar>
-        </w:tblPrEx>
         <w:tc>
           <w:tcPr>
             <w:tcW w:w="2500" w:type="pct"/>
@@ -13972,12 +13507,6 @@
         </w:tc>
       </w:tr>
       <w:tr>
-        <w:tblPrEx>
-          <w:tblCellMar>
-            <w:top w:w="0" w:type="dxa"/>
-            <w:bottom w:w="0" w:type="dxa"/>
-          </w:tblCellMar>
-        </w:tblPrEx>
         <w:tc>
           <w:tcPr>
             <w:tcW w:w="2500" w:type="pct"/>
@@ -14028,12 +13557,6 @@
         </w:tc>
       </w:tr>
       <w:tr>
-        <w:tblPrEx>
-          <w:tblCellMar>
-            <w:top w:w="0" w:type="dxa"/>
-            <w:bottom w:w="0" w:type="dxa"/>
-          </w:tblCellMar>
-        </w:tblPrEx>
         <w:tc>
           <w:tcPr>
             <w:tcW w:w="2500" w:type="pct"/>
@@ -14084,12 +13607,6 @@
         </w:tc>
       </w:tr>
       <w:tr>
-        <w:tblPrEx>
-          <w:tblCellMar>
-            <w:top w:w="0" w:type="dxa"/>
-            <w:bottom w:w="0" w:type="dxa"/>
-          </w:tblCellMar>
-        </w:tblPrEx>
         <w:tc>
           <w:tcPr>
             <w:tcW w:w="2500" w:type="pct"/>
@@ -14140,12 +13657,6 @@
         </w:tc>
       </w:tr>
       <w:tr>
-        <w:tblPrEx>
-          <w:tblCellMar>
-            <w:top w:w="0" w:type="dxa"/>
-            <w:bottom w:w="0" w:type="dxa"/>
-          </w:tblCellMar>
-        </w:tblPrEx>
         <w:tc>
           <w:tcPr>
             <w:tcW w:w="2500" w:type="pct"/>
@@ -14196,12 +13707,6 @@
         </w:tc>
       </w:tr>
       <w:tr>
-        <w:tblPrEx>
-          <w:tblCellMar>
-            <w:top w:w="0" w:type="dxa"/>
-            <w:bottom w:w="0" w:type="dxa"/>
-          </w:tblCellMar>
-        </w:tblPrEx>
         <w:tc>
           <w:tcPr>
             <w:tcW w:w="2500" w:type="pct"/>
@@ -14252,12 +13757,6 @@
         </w:tc>
       </w:tr>
       <w:tr>
-        <w:tblPrEx>
-          <w:tblCellMar>
-            <w:top w:w="0" w:type="dxa"/>
-            <w:bottom w:w="0" w:type="dxa"/>
-          </w:tblCellMar>
-        </w:tblPrEx>
         <w:tc>
           <w:tcPr>
             <w:tcW w:w="2500" w:type="pct"/>
@@ -14308,12 +13807,6 @@
         </w:tc>
       </w:tr>
       <w:tr>
-        <w:tblPrEx>
-          <w:tblCellMar>
-            <w:top w:w="0" w:type="dxa"/>
-            <w:bottom w:w="0" w:type="dxa"/>
-          </w:tblCellMar>
-        </w:tblPrEx>
         <w:tc>
           <w:tcPr>
             <w:tcW w:w="2500" w:type="pct"/>
@@ -14364,12 +13857,6 @@
         </w:tc>
       </w:tr>
       <w:tr>
-        <w:tblPrEx>
-          <w:tblCellMar>
-            <w:top w:w="0" w:type="dxa"/>
-            <w:bottom w:w="0" w:type="dxa"/>
-          </w:tblCellMar>
-        </w:tblPrEx>
         <w:tc>
           <w:tcPr>
             <w:tcW w:w="2500" w:type="pct"/>
@@ -14420,12 +13907,6 @@
         </w:tc>
       </w:tr>
       <w:tr>
-        <w:tblPrEx>
-          <w:tblCellMar>
-            <w:top w:w="0" w:type="dxa"/>
-            <w:bottom w:w="0" w:type="dxa"/>
-          </w:tblCellMar>
-        </w:tblPrEx>
         <w:tc>
           <w:tcPr>
             <w:tcW w:w="2500" w:type="pct"/>
@@ -15061,12 +14542,6 @@
         <w:gridCol w:w="2768"/>
       </w:tblGrid>
       <w:tr>
-        <w:tblPrEx>
-          <w:tblCellMar>
-            <w:top w:w="0" w:type="dxa"/>
-            <w:bottom w:w="0" w:type="dxa"/>
-          </w:tblCellMar>
-        </w:tblPrEx>
         <w:tc>
           <w:tcPr>
             <w:tcW w:w="1650" w:type="pct"/>
@@ -15153,12 +14628,6 @@
         </w:tc>
       </w:tr>
       <w:tr>
-        <w:tblPrEx>
-          <w:tblCellMar>
-            <w:top w:w="0" w:type="dxa"/>
-            <w:bottom w:w="0" w:type="dxa"/>
-          </w:tblCellMar>
-        </w:tblPrEx>
         <w:tc>
           <w:tcPr>
             <w:tcW w:w="1650" w:type="pct"/>
@@ -15233,12 +14702,6 @@
         </w:tc>
       </w:tr>
       <w:tr>
-        <w:tblPrEx>
-          <w:tblCellMar>
-            <w:top w:w="0" w:type="dxa"/>
-            <w:bottom w:w="0" w:type="dxa"/>
-          </w:tblCellMar>
-        </w:tblPrEx>
         <w:tc>
           <w:tcPr>
             <w:tcW w:w="1650" w:type="pct"/>
@@ -15313,12 +14776,6 @@
         </w:tc>
       </w:tr>
       <w:tr>
-        <w:tblPrEx>
-          <w:tblCellMar>
-            <w:top w:w="0" w:type="dxa"/>
-            <w:bottom w:w="0" w:type="dxa"/>
-          </w:tblCellMar>
-        </w:tblPrEx>
         <w:tc>
           <w:tcPr>
             <w:tcW w:w="1650" w:type="pct"/>
@@ -15454,12 +14911,6 @@
         <w:gridCol w:w="2076"/>
       </w:tblGrid>
       <w:tr>
-        <w:tblPrEx>
-          <w:tblCellMar>
-            <w:top w:w="0" w:type="dxa"/>
-            <w:bottom w:w="0" w:type="dxa"/>
-          </w:tblCellMar>
-        </w:tblPrEx>
         <w:tc>
           <w:tcPr>
             <w:tcW w:w="1250" w:type="pct"/>
@@ -15574,12 +15025,6 @@
         </w:tc>
       </w:tr>
       <w:tr>
-        <w:tblPrEx>
-          <w:tblCellMar>
-            <w:top w:w="0" w:type="dxa"/>
-            <w:bottom w:w="0" w:type="dxa"/>
-          </w:tblCellMar>
-        </w:tblPrEx>
         <w:tc>
           <w:tcPr>
             <w:tcW w:w="1250" w:type="pct"/>
@@ -15678,12 +15123,6 @@
         </w:tc>
       </w:tr>
       <w:tr>
-        <w:tblPrEx>
-          <w:tblCellMar>
-            <w:top w:w="0" w:type="dxa"/>
-            <w:bottom w:w="0" w:type="dxa"/>
-          </w:tblCellMar>
-        </w:tblPrEx>
         <w:tc>
           <w:tcPr>
             <w:tcW w:w="1250" w:type="pct"/>
@@ -15782,12 +15221,6 @@
         </w:tc>
       </w:tr>
       <w:tr>
-        <w:tblPrEx>
-          <w:tblCellMar>
-            <w:top w:w="0" w:type="dxa"/>
-            <w:bottom w:w="0" w:type="dxa"/>
-          </w:tblCellMar>
-        </w:tblPrEx>
         <w:tc>
           <w:tcPr>
             <w:tcW w:w="1250" w:type="pct"/>
@@ -15886,12 +15319,6 @@
         </w:tc>
       </w:tr>
       <w:tr>
-        <w:tblPrEx>
-          <w:tblCellMar>
-            <w:top w:w="0" w:type="dxa"/>
-            <w:bottom w:w="0" w:type="dxa"/>
-          </w:tblCellMar>
-        </w:tblPrEx>
         <w:tc>
           <w:tcPr>
             <w:tcW w:w="1250" w:type="pct"/>
@@ -15990,12 +15417,6 @@
         </w:tc>
       </w:tr>
       <w:tr>
-        <w:tblPrEx>
-          <w:tblCellMar>
-            <w:top w:w="0" w:type="dxa"/>
-            <w:bottom w:w="0" w:type="dxa"/>
-          </w:tblCellMar>
-        </w:tblPrEx>
         <w:tc>
           <w:tcPr>
             <w:tcW w:w="1250" w:type="pct"/>
@@ -16094,12 +15515,6 @@
         </w:tc>
       </w:tr>
       <w:tr>
-        <w:tblPrEx>
-          <w:tblCellMar>
-            <w:top w:w="0" w:type="dxa"/>
-            <w:bottom w:w="0" w:type="dxa"/>
-          </w:tblCellMar>
-        </w:tblPrEx>
         <w:tc>
           <w:tcPr>
             <w:tcW w:w="1250" w:type="pct"/>
@@ -16198,12 +15613,6 @@
         </w:tc>
       </w:tr>
       <w:tr>
-        <w:tblPrEx>
-          <w:tblCellMar>
-            <w:top w:w="0" w:type="dxa"/>
-            <w:bottom w:w="0" w:type="dxa"/>
-          </w:tblCellMar>
-        </w:tblPrEx>
         <w:tc>
           <w:tcPr>
             <w:tcW w:w="1250" w:type="pct"/>
@@ -16302,12 +15711,6 @@
         </w:tc>
       </w:tr>
       <w:tr>
-        <w:tblPrEx>
-          <w:tblCellMar>
-            <w:top w:w="0" w:type="dxa"/>
-            <w:bottom w:w="0" w:type="dxa"/>
-          </w:tblCellMar>
-        </w:tblPrEx>
         <w:tc>
           <w:tcPr>
             <w:tcW w:w="1250" w:type="pct"/>
@@ -16406,12 +15809,6 @@
         </w:tc>
       </w:tr>
       <w:tr>
-        <w:tblPrEx>
-          <w:tblCellMar>
-            <w:top w:w="0" w:type="dxa"/>
-            <w:bottom w:w="0" w:type="dxa"/>
-          </w:tblCellMar>
-        </w:tblPrEx>
         <w:tc>
           <w:tcPr>
             <w:tcW w:w="1250" w:type="pct"/>
@@ -16510,12 +15907,6 @@
         </w:tc>
       </w:tr>
       <w:tr>
-        <w:tblPrEx>
-          <w:tblCellMar>
-            <w:top w:w="0" w:type="dxa"/>
-            <w:bottom w:w="0" w:type="dxa"/>
-          </w:tblCellMar>
-        </w:tblPrEx>
         <w:tc>
           <w:tcPr>
             <w:tcW w:w="1250" w:type="pct"/>
@@ -16614,12 +16005,6 @@
         </w:tc>
       </w:tr>
       <w:tr>
-        <w:tblPrEx>
-          <w:tblCellMar>
-            <w:top w:w="0" w:type="dxa"/>
-            <w:bottom w:w="0" w:type="dxa"/>
-          </w:tblCellMar>
-        </w:tblPrEx>
         <w:tc>
           <w:tcPr>
             <w:tcW w:w="1250" w:type="pct"/>
@@ -16718,12 +16103,6 @@
         </w:tc>
       </w:tr>
       <w:tr>
-        <w:tblPrEx>
-          <w:tblCellMar>
-            <w:top w:w="0" w:type="dxa"/>
-            <w:bottom w:w="0" w:type="dxa"/>
-          </w:tblCellMar>
-        </w:tblPrEx>
         <w:tc>
           <w:tcPr>
             <w:tcW w:w="1250" w:type="pct"/>
@@ -16822,12 +16201,6 @@
         </w:tc>
       </w:tr>
       <w:tr>
-        <w:tblPrEx>
-          <w:tblCellMar>
-            <w:top w:w="0" w:type="dxa"/>
-            <w:bottom w:w="0" w:type="dxa"/>
-          </w:tblCellMar>
-        </w:tblPrEx>
         <w:tc>
           <w:tcPr>
             <w:tcW w:w="1250" w:type="pct"/>
@@ -16926,12 +16299,6 @@
         </w:tc>
       </w:tr>
       <w:tr>
-        <w:tblPrEx>
-          <w:tblCellMar>
-            <w:top w:w="0" w:type="dxa"/>
-            <w:bottom w:w="0" w:type="dxa"/>
-          </w:tblCellMar>
-        </w:tblPrEx>
         <w:tc>
           <w:tcPr>
             <w:tcW w:w="1250" w:type="pct"/>
@@ -17075,12 +16442,6 @@
         <w:gridCol w:w="2768"/>
       </w:tblGrid>
       <w:tr>
-        <w:tblPrEx>
-          <w:tblCellMar>
-            <w:top w:w="0" w:type="dxa"/>
-            <w:bottom w:w="0" w:type="dxa"/>
-          </w:tblCellMar>
-        </w:tblPrEx>
         <w:tc>
           <w:tcPr>
             <w:tcW w:w="1650" w:type="pct"/>
@@ -17167,12 +16528,6 @@
         </w:tc>
       </w:tr>
       <w:tr>
-        <w:tblPrEx>
-          <w:tblCellMar>
-            <w:top w:w="0" w:type="dxa"/>
-            <w:bottom w:w="0" w:type="dxa"/>
-          </w:tblCellMar>
-        </w:tblPrEx>
         <w:tc>
           <w:tcPr>
             <w:tcW w:w="1650" w:type="pct"/>
@@ -17247,12 +16602,6 @@
         </w:tc>
       </w:tr>
       <w:tr>
-        <w:tblPrEx>
-          <w:tblCellMar>
-            <w:top w:w="0" w:type="dxa"/>
-            <w:bottom w:w="0" w:type="dxa"/>
-          </w:tblCellMar>
-        </w:tblPrEx>
         <w:tc>
           <w:tcPr>
             <w:tcW w:w="1650" w:type="pct"/>
@@ -17327,12 +16676,6 @@
         </w:tc>
       </w:tr>
       <w:tr>
-        <w:tblPrEx>
-          <w:tblCellMar>
-            <w:top w:w="0" w:type="dxa"/>
-            <w:bottom w:w="0" w:type="dxa"/>
-          </w:tblCellMar>
-        </w:tblPrEx>
         <w:tc>
           <w:tcPr>
             <w:tcW w:w="1650" w:type="pct"/>
@@ -17407,12 +16750,6 @@
         </w:tc>
       </w:tr>
       <w:tr>
-        <w:tblPrEx>
-          <w:tblCellMar>
-            <w:top w:w="0" w:type="dxa"/>
-            <w:bottom w:w="0" w:type="dxa"/>
-          </w:tblCellMar>
-        </w:tblPrEx>
         <w:tc>
           <w:tcPr>
             <w:tcW w:w="1650" w:type="pct"/>
@@ -17487,12 +16824,6 @@
         </w:tc>
       </w:tr>
       <w:tr>
-        <w:tblPrEx>
-          <w:tblCellMar>
-            <w:top w:w="0" w:type="dxa"/>
-            <w:bottom w:w="0" w:type="dxa"/>
-          </w:tblCellMar>
-        </w:tblPrEx>
         <w:tc>
           <w:tcPr>
             <w:tcW w:w="1650" w:type="pct"/>
@@ -17613,12 +16944,6 @@
         <w:gridCol w:w="2768"/>
       </w:tblGrid>
       <w:tr>
-        <w:tblPrEx>
-          <w:tblCellMar>
-            <w:top w:w="0" w:type="dxa"/>
-            <w:bottom w:w="0" w:type="dxa"/>
-          </w:tblCellMar>
-        </w:tblPrEx>
         <w:tc>
           <w:tcPr>
             <w:tcW w:w="1650" w:type="pct"/>
@@ -17705,12 +17030,6 @@
         </w:tc>
       </w:tr>
       <w:tr>
-        <w:tblPrEx>
-          <w:tblCellMar>
-            <w:top w:w="0" w:type="dxa"/>
-            <w:bottom w:w="0" w:type="dxa"/>
-          </w:tblCellMar>
-        </w:tblPrEx>
         <w:tc>
           <w:tcPr>
             <w:tcW w:w="1650" w:type="pct"/>
@@ -17830,12 +17149,6 @@
         <w:gridCol w:w="2768"/>
       </w:tblGrid>
       <w:tr>
-        <w:tblPrEx>
-          <w:tblCellMar>
-            <w:top w:w="0" w:type="dxa"/>
-            <w:bottom w:w="0" w:type="dxa"/>
-          </w:tblCellMar>
-        </w:tblPrEx>
         <w:tc>
           <w:tcPr>
             <w:tcW w:w="1650" w:type="pct"/>
@@ -17922,12 +17235,6 @@
         </w:tc>
       </w:tr>
       <w:tr>
-        <w:tblPrEx>
-          <w:tblCellMar>
-            <w:top w:w="0" w:type="dxa"/>
-            <w:bottom w:w="0" w:type="dxa"/>
-          </w:tblCellMar>
-        </w:tblPrEx>
         <w:tc>
           <w:tcPr>
             <w:tcW w:w="1650" w:type="pct"/>
@@ -18002,12 +17309,6 @@
         </w:tc>
       </w:tr>
       <w:tr>
-        <w:tblPrEx>
-          <w:tblCellMar>
-            <w:top w:w="0" w:type="dxa"/>
-            <w:bottom w:w="0" w:type="dxa"/>
-          </w:tblCellMar>
-        </w:tblPrEx>
         <w:tc>
           <w:tcPr>
             <w:tcW w:w="1650" w:type="pct"/>
@@ -18082,12 +17383,6 @@
         </w:tc>
       </w:tr>
       <w:tr>
-        <w:tblPrEx>
-          <w:tblCellMar>
-            <w:top w:w="0" w:type="dxa"/>
-            <w:bottom w:w="0" w:type="dxa"/>
-          </w:tblCellMar>
-        </w:tblPrEx>
         <w:tc>
           <w:tcPr>
             <w:tcW w:w="1650" w:type="pct"/>
@@ -18200,12 +17495,6 @@
         <w:gridCol w:w="4152"/>
       </w:tblGrid>
       <w:tr>
-        <w:tblPrEx>
-          <w:tblCellMar>
-            <w:top w:w="0" w:type="dxa"/>
-            <w:bottom w:w="0" w:type="dxa"/>
-          </w:tblCellMar>
-        </w:tblPrEx>
         <w:tc>
           <w:tcPr>
             <w:tcW w:w="2500" w:type="pct"/>
@@ -18264,12 +17553,6 @@
         </w:tc>
       </w:tr>
       <w:tr>
-        <w:tblPrEx>
-          <w:tblCellMar>
-            <w:top w:w="0" w:type="dxa"/>
-            <w:bottom w:w="0" w:type="dxa"/>
-          </w:tblCellMar>
-        </w:tblPrEx>
         <w:tc>
           <w:tcPr>
             <w:tcW w:w="2500" w:type="pct"/>
@@ -18320,12 +17603,6 @@
         </w:tc>
       </w:tr>
       <w:tr>
-        <w:tblPrEx>
-          <w:tblCellMar>
-            <w:top w:w="0" w:type="dxa"/>
-            <w:bottom w:w="0" w:type="dxa"/>
-          </w:tblCellMar>
-        </w:tblPrEx>
         <w:tc>
           <w:tcPr>
             <w:tcW w:w="2500" w:type="pct"/>
@@ -18376,12 +17653,6 @@
         </w:tc>
       </w:tr>
       <w:tr>
-        <w:tblPrEx>
-          <w:tblCellMar>
-            <w:top w:w="0" w:type="dxa"/>
-            <w:bottom w:w="0" w:type="dxa"/>
-          </w:tblCellMar>
-        </w:tblPrEx>
         <w:tc>
           <w:tcPr>
             <w:tcW w:w="2500" w:type="pct"/>
@@ -18432,12 +17703,6 @@
         </w:tc>
       </w:tr>
       <w:tr>
-        <w:tblPrEx>
-          <w:tblCellMar>
-            <w:top w:w="0" w:type="dxa"/>
-            <w:bottom w:w="0" w:type="dxa"/>
-          </w:tblCellMar>
-        </w:tblPrEx>
         <w:tc>
           <w:tcPr>
             <w:tcW w:w="2500" w:type="pct"/>
@@ -18488,12 +17753,6 @@
         </w:tc>
       </w:tr>
       <w:tr>
-        <w:tblPrEx>
-          <w:tblCellMar>
-            <w:top w:w="0" w:type="dxa"/>
-            <w:bottom w:w="0" w:type="dxa"/>
-          </w:tblCellMar>
-        </w:tblPrEx>
         <w:tc>
           <w:tcPr>
             <w:tcW w:w="2500" w:type="pct"/>
@@ -18544,12 +17803,6 @@
         </w:tc>
       </w:tr>
       <w:tr>
-        <w:tblPrEx>
-          <w:tblCellMar>
-            <w:top w:w="0" w:type="dxa"/>
-            <w:bottom w:w="0" w:type="dxa"/>
-          </w:tblCellMar>
-        </w:tblPrEx>
         <w:tc>
           <w:tcPr>
             <w:tcW w:w="2500" w:type="pct"/>
